--- a/tests/fixtures/parsing/holdout/d_textbox_header_var1.docx
+++ b/tests/fixtures/parsing/holdout/d_textbox_header_var1.docx
@@ -1,5 +1,5 @@
 
-<file path=word/document.xml><?xml version="1.0" encoding="UTF-8" standalone="yes"?><w:document mc:Ignorable="w14 w15 wp14" xmlns:wpc="http://schemas.microsoft.com/office/word/2010/wordprocessingCanvas" xmlns:mc="http://schemas.openxmlformats.org/markup-compatibility/2006" xmlns:o="urn:schemas-microsoft-com:office:office" xmlns:r="http://schemas.openxmlformats.org/officeDocument/2006/relationships" xmlns:m="http://schemas.openxmlformats.org/officeDocument/2006/math" xmlns:v="urn:schemas-microsoft-com:vml" xmlns:wp14="http://schemas.microsoft.com/office/word/2010/wordprocessingDrawing" xmlns:wp="http://schemas.openxmlformats.org/drawingml/2006/wordprocessingDrawing" xmlns:w10="urn:schemas-microsoft-com:office:word" xmlns:w="http://schemas.openxmlformats.org/wordprocessingml/2006/main" xmlns:w14="http://schemas.microsoft.com/office/word/2010/wordml" xmlns:w15="http://schemas.microsoft.com/office/word/2012/wordml" xmlns:wpg="http://schemas.microsoft.com/office/word/2010/wordprocessingGroup" xmlns:wpi="http://schemas.microsoft.com/office/word/2010/wordprocessingInk" xmlns:wne="http://schemas.microsoft.com/office/word/2006/wordml" xmlns:wps="http://schemas.microsoft.com/office/word/2010/wordprocessingShape" xmlns:cx="http://schemas.microsoft.com/office/drawing/2014/chartex" xmlns:cx1="http://schemas.microsoft.com/office/drawing/2015/9/8/chartex" xmlns:cx2="http://schemas.microsoft.com/office/drawing/2015/10/21/chartex" xmlns:cx3="http://schemas.microsoft.com/office/drawing/2016/5/9/chartex" xmlns:cx4="http://schemas.microsoft.com/office/drawing/2016/5/10/chartex" xmlns:cx5="http://schemas.microsoft.com/office/drawing/2016/5/11/chartex" xmlns:cx6="http://schemas.microsoft.com/office/drawing/2016/5/12/chartex" xmlns:cx7="http://schemas.microsoft.com/office/drawing/2016/5/13/chartex" xmlns:cx8="http://schemas.microsoft.com/office/drawing/2016/5/14/chartex" xmlns:aink="http://schemas.microsoft.com/office/drawing/2016/ink" xmlns:am3d="http://schemas.microsoft.com/office/drawing/2017/model3d" xmlns:w16cex="http://schemas.microsoft.com/office/word/2018/wordml/cex" xmlns:w16cid="http://schemas.microsoft.com/office/word/2016/wordml/cid" xmlns:w16="http://schemas.microsoft.com/office/word/2018/wordml" xmlns:w16sdtdh="http://schemas.microsoft.com/office/word/2020/wordml/sdtdatahash" xmlns:w16se="http://schemas.microsoft.com/office/word/2015/wordml/symex"><w:body><w:p><w:r><w:drawing><wp:inline distT="0" distB="0" distL="0" distR="0"><wp:extent cx="5000000" cy="1000000"/><wp:docPr id="1" name="TextBox 1"/><wps:wsp xmlns:wps="http://schemas.microsoft.com/office/word/2010/wordprocessingShape"><wps:txbx><w:txbxContent><w:p><w:r><w:rPr><w:b/></w:rPr><w:t>Meera Banerjee</w:t></w:p><w:p><w:r><w:t>meera.banerjee@example.com  |  +91 98985 42969  |  https://github.com/meerabanerjee51  |  https://linkedin.com/in/meerabanerjee51</w:t></w:r></w:p></w:txbxContent></wps:txbx></wps:wsp></wp:inline></w:drawing></w:r></w:p><w:p><w:pPr><w:pStyle w:val="Heading1"/><w:spacing w:after="100" w:before="200"/></w:pPr><w:r><w:t xml:space="preserve">PROFESSIONAL SUMMARY</w:t></w:r></w:p><w:p><w:pPr><w:spacing w:after="200"/></w:pPr><w:r><w:t xml:space="preserve">Results-driven software engineer with strong foundation in distributed systems, high-concurrency backend services, and clean architecture. Experienced in designing fault-tolerant microservices, optimizing database throughput, and shipping production code with rigorous test coverage.</w:t></w:r></w:p><w:p><w:pPr><w:pStyle w:val="Heading1"/><w:spacing w:after="100" w:before="200"/></w:pPr><w:r><w:t xml:space="preserve">EDUCATION</w:t></w:r></w:p><w:p><w:pPr><w:spacing w:after="60"/></w:pPr><w:r><w:rPr><w:b/><w:bCs/></w:rPr><w:t xml:space="preserve">B.Tech in Information Technology — Delhi Technological University</w:t></w:r><w:r><w:rPr><w:i/><w:iCs/></w:rPr><w:t xml:space="preserve">    (2021 - 2025)</w:t></w:r></w:p><w:p><w:pPr><w:spacing w:after="160"/></w:pPr><w:r><w:t xml:space="preserve">Grade: CGPA 8.70/10.0</w:t></w:r></w:p><w:p><w:pPr><w:pStyle w:val="Heading1"/><w:spacing w:after="100" w:before="200"/></w:pPr><w:r><w:t xml:space="preserve">WORK EXPERIENCE</w:t></w:r></w:p><w:p><w:pPr><w:spacing w:after="80"/></w:pPr><w:r><w:rPr><w:b/><w:bCs/></w:rPr><w:t xml:space="preserve">Platform Engineer — Swiggy (Bundl Technologies), Bengaluru, India</w:t></w:r><w:r><w:rPr><w:i/><w:iCs/></w:rPr><w:t xml:space="preserve">  |  Jun 2024 - Present</w:t></w:r></w:p><w:p><w:pPr><w:pStyle w:val="ListParagraph"/><w:numPr><w:ilvl w:val="0"/><w:numId w:val="1"/></w:numPr><w:spacing w:after="60"/></w:pPr><w:r><w:t xml:space="preserve">• Developed responsive internal operations dashboard in React and TypeScript with TanStack Query, accelerating merchant dispute resolution by 40%.</w:t></w:r></w:p><w:p><w:pPr><w:pStyle w:val="ListParagraph"/><w:numPr><w:ilvl w:val="0"/><w:numId w:val="1"/></w:numPr><w:spacing w:after="60"/></w:pPr><w:r><w:t xml:space="preserve">• Engineered distributed idempotency layer with Redis and PostgreSQL, eliminating 100% of double-debit anomalies during peak flash sales.</w:t></w:r></w:p><w:p><w:pPr><w:pStyle w:val="ListParagraph"/><w:numPr><w:ilvl w:val="0"/><w:numId w:val="1"/></w:numPr><w:spacing w:after="60"/></w:pPr><w:r><w:t xml:space="preserve">• Migrated monolithic checkout service to gRPC microservices, shrinking cloud compute costs by 32% and reducing deployment cycle times from 4 hours to 12 minutes.</w:t></w:r></w:p><w:p><w:pPr><w:pStyle w:val="Heading1"/><w:spacing w:after="100" w:before="200"/></w:pPr><w:r><w:t xml:space="preserve">PROJECTS</w:t></w:r></w:p><w:p><w:pPr><w:spacing w:after="60"/></w:pPr><w:r><w:t xml:space="preserve">Distributed Log-Structured Key-Value Store [Go, Raft Consensus, gRPC, LSM-Tree, Docker]</w:t></w:r><w:r><w:rPr><w:b/><w:bCs/></w:rPr><w:t xml:space="preserve">Distributed Log-Structured Key-Value Store [Go, Raft Consensus, gRPC, LSM-Tree, Docker]</w:t></w:r></w:p><w:p><w:pPr><w:pStyle w:val="ListParagraph"/><w:numPr><w:ilvl w:val="0"/><w:numId w:val="1"/></w:numPr><w:spacing w:after="60"/></w:pPr><w:r><w:t xml:space="preserve">• Implemented distributed LSM-tree storage engine in Go with write-ahead logging (WAL), SSTable compaction, and bloom filters.</w:t></w:r></w:p><w:p><w:pPr><w:pStyle w:val="ListParagraph"/><w:numPr><w:ilvl w:val="0"/><w:numId w:val="1"/></w:numPr><w:spacing w:after="60"/></w:pPr><w:r><w:t xml:space="preserve">• Embedded Raft consensus algorithm for distributed multi-node replication, surviving arbitrary node crashes without state divergence.</w:t></w:r></w:p><w:p><w:pPr><w:pStyle w:val="ListParagraph"/><w:numPr><w:ilvl w:val="0"/><w:numId w:val="1"/></w:numPr><w:spacing w:after="60"/></w:pPr><w:r><w:t xml:space="preserve">• Benchmarked performance using custom concurrent load generator, achieving 85,000 read operations/sec across a 5-node cluster.</w:t></w:r></w:p><w:p><w:pPr><w:spacing w:after="60"/></w:pPr><w:r><w:t xml:space="preserve">Autonomous Code Review Linter &amp; Security Auditor [Python, AST, Tree-sitter, Docker, FastAPI]</w:t></w:r><w:r><w:rPr><w:b/><w:bCs/></w:rPr><w:t xml:space="preserve">Autonomous Code Review Linter &amp; Security Auditor [Python, AST, Tree-sitter, Docker, FastAPI]</w:t></w:r></w:p><w:p><w:pPr><w:pStyle w:val="ListParagraph"/><w:numPr><w:ilvl w:val="0"/><w:numId w:val="1"/></w:numPr><w:spacing w:after="60"/></w:pPr><w:r><w:t xml:space="preserve">• Engineered static analysis pipeline parsing abstract syntax trees (ASTs) to detect SQL injection, unvalidated deserialization, and memory leaks.</w:t></w:r></w:p><w:p><w:pPr><w:pStyle w:val="ListParagraph"/><w:numPr><w:ilvl w:val="0"/><w:numId w:val="1"/></w:numPr><w:spacing w:after="60"/></w:pPr><w:r><w:t xml:space="preserve">• Built automated GitHub Action integration running checks across 200+ pull requests with an average scan duration under 3.5 seconds.</w:t></w:r></w:p><w:p><w:pPr><w:pStyle w:val="ListParagraph"/><w:numPr><w:ilvl w:val="0"/><w:numId w:val="1"/></w:numPr><w:spacing w:after="60"/></w:pPr><w:r><w:t xml:space="preserve">• Containerized execution sandbox using gVisor and Docker to securely isolate untrusted student code submissions.</w:t></w:r></w:p><w:p><w:pPr><w:pStyle w:val="Heading1"/><w:spacing w:after="100" w:before="200"/></w:pPr><w:r><w:t xml:space="preserve">TECHNICAL SKILLS</w:t></w:r></w:p><w:p><w:pPr><w:spacing w:after="60"/></w:pPr><w:r><w:t xml:space="preserve">Languages: Go, Java, Python, TypeScript, C++, SQL</w:t></w:r></w:p><w:p><w:pPr><w:spacing w:after="60"/></w:pPr><w:r><w:t xml:space="preserve">Frameworks &amp; Systems: Spring Boot, Node.js, FastAPI, React, Next.js, gRPC</w:t></w:r></w:p><w:p><w:pPr><w:spacing w:after="60"/></w:pPr><w:r><w:t xml:space="preserve">Databases &amp; Storage: PostgreSQL, Redis, MongoDB, Apache Kafka, Elasticsearch</w:t></w:r></w:p><w:p><w:pPr><w:spacing w:after="60"/></w:pPr><w:r><w:t xml:space="preserve">Cloud &amp; DevOps: Docker, Kubernetes, AWS (EC2, S3, RDS), Git, CI/CD Pipelines</w:t></w:r></w:p><w:sectPr><w:pgSz w:w="11906" w:h="16838" w:orient="portrait"/><w:pgMar w:top="1440" w:right="1440" w:bottom="1440" w:left="1440" w:header="708" w:footer="708" w:gutter="0"/><w:pgNumType/><w:docGrid w:linePitch="360"/></w:sectPr></w:body></w:document>
+<file path=word/document.xml><?xml version="1.0" encoding="UTF-8" standalone="yes"?><w:document mc:Ignorable="w14 w15 wp14" xmlns:wpc="http://schemas.microsoft.com/office/word/2010/wordprocessingCanvas" xmlns:mc="http://schemas.openxmlformats.org/markup-compatibility/2006" xmlns:o="urn:schemas-microsoft-com:office:office" xmlns:r="http://schemas.openxmlformats.org/officeDocument/2006/relationships" xmlns:m="http://schemas.openxmlformats.org/officeDocument/2006/math" xmlns:v="urn:schemas-microsoft-com:vml" xmlns:wp14="http://schemas.microsoft.com/office/word/2010/wordprocessingDrawing" xmlns:wp="http://schemas.openxmlformats.org/drawingml/2006/wordprocessingDrawing" xmlns:w10="urn:schemas-microsoft-com:office:word" xmlns:w="http://schemas.openxmlformats.org/wordprocessingml/2006/main" xmlns:w14="http://schemas.microsoft.com/office/word/2010/wordml" xmlns:w15="http://schemas.microsoft.com/office/word/2012/wordml" xmlns:wpg="http://schemas.microsoft.com/office/word/2010/wordprocessingGroup" xmlns:wpi="http://schemas.microsoft.com/office/word/2010/wordprocessingInk" xmlns:wne="http://schemas.microsoft.com/office/word/2006/wordml" xmlns:wps="http://schemas.microsoft.com/office/word/2010/wordprocessingShape" xmlns:cx="http://schemas.microsoft.com/office/drawing/2014/chartex" xmlns:cx1="http://schemas.microsoft.com/office/drawing/2015/9/8/chartex" xmlns:cx2="http://schemas.microsoft.com/office/drawing/2015/10/21/chartex" xmlns:cx3="http://schemas.microsoft.com/office/drawing/2016/5/9/chartex" xmlns:cx4="http://schemas.microsoft.com/office/drawing/2016/5/10/chartex" xmlns:cx5="http://schemas.microsoft.com/office/drawing/2016/5/11/chartex" xmlns:cx6="http://schemas.microsoft.com/office/drawing/2016/5/12/chartex" xmlns:cx7="http://schemas.microsoft.com/office/drawing/2016/5/13/chartex" xmlns:cx8="http://schemas.microsoft.com/office/drawing/2016/5/14/chartex" xmlns:aink="http://schemas.microsoft.com/office/drawing/2016/ink" xmlns:am3d="http://schemas.microsoft.com/office/drawing/2017/model3d" xmlns:w16cex="http://schemas.microsoft.com/office/word/2018/wordml/cex" xmlns:w16cid="http://schemas.microsoft.com/office/word/2016/wordml/cid" xmlns:w16="http://schemas.microsoft.com/office/word/2018/wordml" xmlns:w16sdtdh="http://schemas.microsoft.com/office/word/2020/wordml/sdtdatahash" xmlns:w16se="http://schemas.microsoft.com/office/word/2015/wordml/symex"><w:body><w:p><w:r><w:drawing><wp:inline distT="0" distB="0" distL="0" distR="0"><wp:extent cx="5000000" cy="1000000"/><wp:docPr id="1" name="TextBox 1"/><wps:wsp xmlns:wps="http://schemas.microsoft.com/office/word/2010/wordprocessingShape"><wps:txbx><w:txbxContent><w:p><w:r><w:rPr><w:b/></w:rPr><w:t>Meera Banerjee</w:t></w:p><w:p><w:r><w:t>meera.banerjee@example.com  |  +91 98985 42969  |  https://github.com/meerabanerjee51  |  https://linkedin.com/in/meerabanerjee51  |  https://meerabanerjee51.dev</w:t></w:r></w:p></w:txbxContent></wps:txbx></wps:wsp></wp:inline></w:drawing></w:r></w:p><w:p><w:pPr><w:pStyle w:val="Heading1"/><w:spacing w:after="100" w:before="200"/></w:pPr><w:r><w:t xml:space="preserve">PROFESSIONAL SUMMARY</w:t></w:r></w:p><w:p><w:pPr><w:spacing w:after="200"/></w:pPr><w:r><w:t xml:space="preserve">Results-driven software engineer with strong foundation in distributed systems, high-concurrency backend services, and clean architecture. Experienced in designing fault-tolerant microservices, optimizing database throughput, and shipping production code with rigorous test coverage.</w:t></w:r></w:p><w:p><w:pPr><w:pStyle w:val="Heading1"/><w:spacing w:after="100" w:before="200"/></w:pPr><w:r><w:t xml:space="preserve">EDUCATION</w:t></w:r></w:p><w:p><w:pPr><w:spacing w:after="60"/></w:pPr><w:r><w:rPr><w:b/><w:bCs/></w:rPr><w:t xml:space="preserve">B.Tech in Information Technology — Delhi Technological University</w:t></w:r><w:r><w:rPr><w:i/><w:iCs/></w:rPr><w:t xml:space="preserve">    (2021 - 2025)</w:t></w:r></w:p><w:p><w:pPr><w:spacing w:after="160"/></w:pPr><w:r><w:t xml:space="preserve">Grade: CGPA 8.70/10.0</w:t></w:r></w:p><w:p><w:pPr><w:pStyle w:val="Heading1"/><w:spacing w:after="100" w:before="200"/></w:pPr><w:r><w:t xml:space="preserve">WORK EXPERIENCE</w:t></w:r></w:p><w:p><w:pPr><w:spacing w:after="80"/></w:pPr><w:r><w:rPr><w:b/><w:bCs/></w:rPr><w:t xml:space="preserve">Platform Engineer — Swiggy (Bundl Technologies), Bengaluru, India</w:t></w:r><w:r><w:rPr><w:i/><w:iCs/></w:rPr><w:t xml:space="preserve">  |  Jun 2024 - Present</w:t></w:r></w:p><w:p><w:pPr><w:pStyle w:val="ListParagraph"/><w:numPr><w:ilvl w:val="0"/><w:numId w:val="1"/></w:numPr><w:spacing w:after="60"/></w:pPr><w:r><w:t xml:space="preserve">• Developed responsive internal operations dashboard in React and TypeScript with TanStack Query, accelerating merchant dispute resolution by 40%.</w:t></w:r></w:p><w:p><w:pPr><w:pStyle w:val="ListParagraph"/><w:numPr><w:ilvl w:val="0"/><w:numId w:val="1"/></w:numPr><w:spacing w:after="60"/></w:pPr><w:r><w:t xml:space="preserve">• Engineered distributed idempotency layer with Redis and PostgreSQL, eliminating 100% of double-debit anomalies during peak flash sales.</w:t></w:r></w:p><w:p><w:pPr><w:pStyle w:val="ListParagraph"/><w:numPr><w:ilvl w:val="0"/><w:numId w:val="1"/></w:numPr><w:spacing w:after="60"/></w:pPr><w:r><w:t xml:space="preserve">• Migrated monolithic checkout service to gRPC microservices, shrinking cloud compute costs by 32% and reducing deployment cycle times from 4 hours to 12 minutes.</w:t></w:r></w:p><w:p><w:pPr><w:pStyle w:val="Heading1"/><w:spacing w:after="100" w:before="200"/></w:pPr><w:r><w:t xml:space="preserve">PROJECTS</w:t></w:r></w:p><w:p><w:pPr><w:spacing w:after="60"/></w:pPr><w:r><w:t xml:space="preserve">Distributed Log-Structured Key-Value Store [Go, Raft Consensus, gRPC, LSM-Tree, Docker]</w:t></w:r><w:r><w:rPr><w:b/><w:bCs/></w:rPr><w:t xml:space="preserve">Distributed Log-Structured Key-Value Store [Go, Raft Consensus, gRPC, LSM-Tree, Docker]</w:t></w:r></w:p><w:p><w:pPr><w:pStyle w:val="ListParagraph"/><w:numPr><w:ilvl w:val="0"/><w:numId w:val="1"/></w:numPr><w:spacing w:after="60"/></w:pPr><w:r><w:t xml:space="preserve">• Implemented distributed LSM-tree storage engine in Go with write-ahead logging (WAL), SSTable compaction, and bloom filters.</w:t></w:r></w:p><w:p><w:pPr><w:pStyle w:val="ListParagraph"/><w:numPr><w:ilvl w:val="0"/><w:numId w:val="1"/></w:numPr><w:spacing w:after="60"/></w:pPr><w:r><w:t xml:space="preserve">• Embedded Raft consensus algorithm for distributed multi-node replication, surviving arbitrary node crashes without state divergence.</w:t></w:r></w:p><w:p><w:pPr><w:pStyle w:val="ListParagraph"/><w:numPr><w:ilvl w:val="0"/><w:numId w:val="1"/></w:numPr><w:spacing w:after="60"/></w:pPr><w:r><w:t xml:space="preserve">• Benchmarked performance using custom concurrent load generator, achieving 85,000 read operations/sec across a 5-node cluster.</w:t></w:r></w:p><w:p><w:pPr><w:spacing w:after="60"/></w:pPr><w:r><w:t xml:space="preserve">Autonomous Code Review Linter &amp; Security Auditor [Python, AST, Tree-sitter, Docker, FastAPI]</w:t></w:r><w:r><w:rPr><w:b/><w:bCs/></w:rPr><w:t xml:space="preserve">Autonomous Code Review Linter &amp; Security Auditor [Python, AST, Tree-sitter, Docker, FastAPI]</w:t></w:r></w:p><w:p><w:pPr><w:pStyle w:val="ListParagraph"/><w:numPr><w:ilvl w:val="0"/><w:numId w:val="1"/></w:numPr><w:spacing w:after="60"/></w:pPr><w:r><w:t xml:space="preserve">• Engineered static analysis pipeline parsing abstract syntax trees (ASTs) to detect SQL injection, unvalidated deserialization, and memory leaks.</w:t></w:r></w:p><w:p><w:pPr><w:pStyle w:val="ListParagraph"/><w:numPr><w:ilvl w:val="0"/><w:numId w:val="1"/></w:numPr><w:spacing w:after="60"/></w:pPr><w:r><w:t xml:space="preserve">• Built automated GitHub Action integration running checks across 200+ pull requests with an average scan duration under 3.5 seconds.</w:t></w:r></w:p><w:p><w:pPr><w:pStyle w:val="ListParagraph"/><w:numPr><w:ilvl w:val="0"/><w:numId w:val="1"/></w:numPr><w:spacing w:after="60"/></w:pPr><w:r><w:t xml:space="preserve">• Containerized execution sandbox using gVisor and Docker to securely isolate untrusted student code submissions.</w:t></w:r></w:p><w:p><w:pPr><w:pStyle w:val="Heading1"/><w:spacing w:after="100" w:before="200"/></w:pPr><w:r><w:t xml:space="preserve">TECHNICAL SKILLS</w:t></w:r></w:p><w:p><w:pPr><w:spacing w:after="60"/></w:pPr><w:r><w:t xml:space="preserve">Languages: Go, Java, Python, TypeScript, C++, SQL</w:t></w:r></w:p><w:p><w:pPr><w:spacing w:after="60"/></w:pPr><w:r><w:t xml:space="preserve">Frameworks &amp; Systems: Spring Boot, Node.js, FastAPI, React, Next.js, gRPC</w:t></w:r></w:p><w:p><w:pPr><w:spacing w:after="60"/></w:pPr><w:r><w:t xml:space="preserve">Databases &amp; Storage: PostgreSQL, Redis, MongoDB, Apache Kafka, Elasticsearch</w:t></w:r></w:p><w:p><w:pPr><w:spacing w:after="60"/></w:pPr><w:r><w:t xml:space="preserve">Cloud &amp; DevOps: Docker, Kubernetes, AWS (EC2, S3, RDS), Git, CI/CD Pipelines</w:t></w:r></w:p><w:sectPr><w:pgSz w:w="11906" w:h="16838" w:orient="portrait"/><w:pgMar w:top="1440" w:right="1440" w:bottom="1440" w:left="1440" w:header="708" w:footer="708" w:gutter="0"/><w:pgNumType/><w:docGrid w:linePitch="360"/></w:sectPr></w:body></w:document>
 </file>
 
 <file path=word/endnotes.xml><?xml version="1.0" encoding="utf-8"?>
